--- a/practice-guides/journal-du-terrain.docx
+++ b/practice-guides/journal-du-terrain.docx
@@ -41,7 +41,7 @@
         </w:drawing>
       </w:r>
       <w:r>
-        <w:t xml:space="preserve">Le Journal du Terrain</w:t>
+        <w:t xml:space="preserve">Le Journal du terrain</w:t>
       </w:r>
     </w:p>
     <w:p>
@@ -66,7 +66,7 @@
         <w:rPr>
           <w:sz w:val="21"/>
         </w:rPr>
-        <w:t xml:space="preserve">Édition française v1.0 · 24 octobre 2026</w:t>
+        <w:t xml:space="preserve">Édition française v1.0.1 · 24 octobre 2026</w:t>
       </w:r>
       <w:r>
         <w:rPr>
@@ -101,7 +101,7 @@
         <w:rPr>
           <w:sz w:val="21"/>
         </w:rPr>
-        <w:t xml:space="preserve">Le Journal du Terrain est un guide pratique ouvert, publié par Spiralweb Stewardship Association dans Spiralweb Papers. Il part du travail des personnes dans un lieu vivant : quelque chose est remarqué, consigné et étudié ensemble. Une action devient possible, et l’expérience acquise modifie la suite. Le guide relie ce mouvement aux connaissances pertinentes, au dialogue critique avec l’IA et aux ressources qui peuvent soutenir la vie du lieu dans la durée.</w:t>
+        <w:t xml:space="preserve">Le Journal du terrain est un guide pratique ouvert, publié par Spiralweb Stewardship Association dans Spiralweb Papers. Il part du travail des personnes dans un lieu vivant : quelque chose est remarqué, consigné et étudié ensemble. Une action devient possible, et l’expérience acquise modifie la suite. Le guide relie ce mouvement aux connaissances utiles à l’enquête, au dialogue critique avec l’IA et aux ressources qui peuvent soutenir la vie du lieu dans la durée.</w:t>
       </w:r>
     </w:p>
     <w:p>
@@ -200,7 +200,7 @@
         <w:rPr>
           <w:sz w:val="21"/>
         </w:rPr>
-        <w:t xml:space="preserve">Le guide réunit une application pratique de </w:t>
+        <w:t xml:space="preserve">Le guide propose une mise en pratique de </w:t>
       </w:r>
       <w:hyperlink r:id="rId15">
         <w:r>
@@ -516,7 +516,7 @@
         <w:rPr>
           <w:sz w:val="21"/>
         </w:rPr>
-        <w:t xml:space="preserve">Qui utilise quoi ? Le journal et les fiches d’appui sont à la disposition de tous. L’observation et l’action, formats 2 et 3, soutiennent l’enquête du groupe. Les formats 1, 4 et 5 servent à l’évaluation collective, aux décisions et au suivi financier. Les personnes dont la responsabilité a été convenue tiennent et valident les enregistrements ; toute personne concernée doit pouvoir poser des questions et apporter des corrections.</w:t>
+        <w:t xml:space="preserve">Qui utilise quoi ? Le journal et les fiches d’appui sont à la disposition de tous. L’observation et l’action, formats 2 et 3, soutiennent l’enquête du groupe. Les formats 1, 4 et 5 servent à l’évaluation collective, aux décisions et au suivi financier. Les personnes qui ont accepté cette responsabilité tiennent et valident les enregistrements ; toute personne concernée doit pouvoir poser des questions et apporter des corrections.</w:t>
       </w:r>
     </w:p>
     <w:p>
@@ -527,7 +527,7 @@
         <w:rPr>
           <w:sz w:val="21"/>
         </w:rPr>
-        <w:t xml:space="preserve">Personne n’a à remplir toutes les fiches. Un champ peut rester vide et ne doit pas être rempli par supposition. Choisissez les modes d’expression et la quantité de documentation qu’exige la tâche.</w:t>
+        <w:t xml:space="preserve">Personne n’a à remplir toutes les fiches. Un champ peut rester vide et ne doit pas être complété au jugé. Choisissez les modes d’expression et la quantité de documentation qu’exige la tâche.</w:t>
       </w:r>
     </w:p>
     <w:p>
@@ -587,7 +587,7 @@
         <w:rPr>
           <w:sz w:val="21"/>
         </w:rPr>
-        <w:t xml:space="preserve">Lors d’une rencontre, les personnes présentent les contributions qu’elles ont choisies. Le groupe compare les expériences et décide d’étudier la couverture du sol. Il explique son choix et garde d’autres questions pour plus tard. L’IA peut aider à reformuler les contributions et à proposer des explications pertinentes. Les personnes les vérifient et corrigent les passages injustifiés de l’observation à l’affirmation.</w:t>
+        <w:t xml:space="preserve">Lors d’une rencontre, les personnes présentent les contributions qu’elles ont choisies. Le groupe compare les expériences et décide d’étudier la couverture du sol. Il explique son choix et garde d’autres questions pour plus tard. L’IA peut aider à reformuler les contributions et à proposer des explications possibles. Les personnes les vérifient et corrigent les sauts injustifiés de l’observation à l’affirmation.</w:t>
       </w:r>
     </w:p>
     <w:p>
@@ -625,7 +625,7 @@
         <w:rPr>
           <w:sz w:val="21"/>
         </w:rPr>
-        <w:t xml:space="preserve">Un voisin propose des résidus de taille. L’équipe vérifie s’ils conviennent et organise le transport ainsi que les soins à poursuivre. Elle constate qu’une personne porterait sinon une charge excessive entre les rencontres. La question s’élargit : comment assurer durablement les soins nécessaires ? Une décision et une dépense effective sont consignées dans leurs formats respectifs.</w:t>
+        <w:t xml:space="preserve">Un voisin propose des résidus de taille. L’équipe vérifie s’ils conviennent et organise le transport ainsi que les soins à poursuivre. Elle constate qu’une personne risque de porter une charge excessive entre les rencontres. La question s’élargit : comment assurer durablement les soins nécessaires ? Une décision et une dépense effective sont consignées dans leurs formats respectifs.</w:t>
       </w:r>
     </w:p>
     <w:p>
@@ -644,7 +644,7 @@
         <w:rPr>
           <w:sz w:val="21"/>
         </w:rPr>
-        <w:t xml:space="preserve">Lors de la visite suivante pertinente, les nouvelles observations sont comparées au point de départ. L’IA a suggéré une baisse de la consommation d’eau, mais celle-ci n’a pas été mesurée. Le groupe corrige le texte et examine ce qu’il peut affirmer. Peut-être le transport a-t-il demandé trop de travail, ou d’autres conditions expliquent-elles la différence. L’essai et la répartition du travail sont modifiés.</w:t>
+        <w:t xml:space="preserve">Lors de la visite suivante, les nouvelles observations sont comparées au point de départ. L’IA a suggéré une baisse de la consommation d’eau, mais celle-ci n’a pas été mesurée. Le groupe corrige le texte et examine ce qu’il peut affirmer. Peut-être le transport a-t-il demandé trop de travail, ou d’autres conditions expliquent-elles la différence. L’essai et la répartition du travail sont modifiés.</w:t>
       </w:r>
     </w:p>
     <w:p>
@@ -696,7 +696,7 @@
         <w:rPr>
           <w:sz w:val="21"/>
         </w:rPr>
-        <w:t xml:space="preserve">Le journal et le ledger conservent différentes dimensions d’une même pratique. Le journal permet de remarquer et d’explorer. Le ledger relie des éléments choisis à la mémoire commune nécessaire à la responsabilité et au suivi. La spirale d’apprentissage est le mouvement dans le temps ; ce n’est pas un document supplémentaire.</w:t>
+        <w:t xml:space="preserve">Le journal et le registre (ledger) conservent différentes dimensions d’une même pratique. Le journal permet de remarquer et d’explorer. Le registre relie des éléments choisis à la mémoire commune nécessaire à la responsabilité et au suivi. La spirale d’apprentissage est le mouvement dans le temps ; ce n’est pas un document supplémentaire.</w:t>
       </w:r>
     </w:p>
     <w:tbl>
@@ -957,7 +957,7 @@
                 <w:b w:val="0"/>
                 <w:sz w:val="18"/>
               </w:rPr>
-              <w:t xml:space="preserve">Conversation, comparaison et confrontation aux connaissances pertinentes autour d’une question choisie.</w:t>
+              <w:t xml:space="preserve">Conversation, comparaison et confrontation aux connaissances utiles pour éclairer une question choisie.</w:t>
             </w:r>
           </w:p>
         </w:tc>
@@ -1279,7 +1279,7 @@
         <w:pStyle w:val="Heading2"/>
       </w:pPr>
       <w:r>
-        <w:t xml:space="preserve">Quand un élément du journal devient pertinent pour le ledger</w:t>
+        <w:t xml:space="preserve">Quand un élément du journal rejoint le registre</w:t>
       </w:r>
     </w:p>
     <w:p>
@@ -1290,7 +1290,7 @@
         <w:rPr>
           <w:sz w:val="21"/>
         </w:rPr>
-        <w:t xml:space="preserve">Lorsque le groupe a une raison précise de retrouver une contribution et de la relier au travail commun, il convient de la partie à intégrer, des droits d’accès et des possibilités de correction. Une référence à l’original peut suffire. Les éléments personnels ne deviennent pas automatiquement collectifs, et le journal entier n’a jamais à être intégré.</w:t>
+        <w:t xml:space="preserve">Lorsque le groupe a une raison précise de retrouver une contribution et de la relier au travail commun, il s’accorde sur la partie à intégrer, les droits d’accès et les possibilités de correction. Une référence à l’original peut suffire. Les éléments personnels ne deviennent pas automatiquement collectifs, et le journal entier n’a jamais à être intégré.</w:t>
       </w:r>
     </w:p>
     <w:p>
@@ -1298,7 +1298,7 @@
         <w:pStyle w:val="Heading2"/>
       </w:pPr>
       <w:r>
-        <w:t xml:space="preserve">Ce qui fait du ledger une mémoire vivante</w:t>
+        <w:t xml:space="preserve">Ce qui fait du registre une mémoire vivante</w:t>
       </w:r>
     </w:p>
     <w:p>
@@ -1455,7 +1455,7 @@
         <w:rPr>
           <w:sz w:val="21"/>
         </w:rPr>
-        <w:t xml:space="preserve">5. Prendre connaissance de ce qui se passe réellement. Qu’observons-nous, y compris ce qui nous surprend ?</w:t>
+        <w:t xml:space="preserve">5. Se confronter à ce qui se passe réellement. Qu’observons-nous, y compris ce qui nous surprend ?</w:t>
       </w:r>
     </w:p>
     <w:p>
@@ -1474,7 +1474,7 @@
         <w:pStyle w:val="Heading2"/>
       </w:pPr>
       <w:r>
-        <w:t xml:space="preserve">Une hypothèse provisoire relie les étapes du travail</w:t>
+        <w:t xml:space="preserve">Une attente provisoire relie les étapes du travail</w:t>
       </w:r>
     </w:p>
     <w:p>
@@ -1485,7 +1485,7 @@
         <w:rPr>
           <w:sz w:val="21"/>
         </w:rPr>
-        <w:t xml:space="preserve">Une </w:t>
+        <w:t xml:space="preserve">Un </w:t>
       </w:r>
       <w:hyperlink r:id="rId17">
         <w:r>
@@ -1494,14 +1494,14 @@
             <w:u w:val="single"/>
             <w:sz w:val="21"/>
           </w:rPr>
-          <w:t xml:space="preserve">working wager</w:t>
+          <w:t xml:space="preserve">pari de travail</w:t>
         </w:r>
       </w:hyperlink>
       <w:r>
         <w:rPr>
           <w:sz w:val="21"/>
         </w:rPr>
-        <w:t xml:space="preserve">, ou hypothèse de travail, énonce ce que le groupe attend et ce qui pourrait l’amener à revoir sa compréhension. Elle relie la question à l’action, à l’apprentissage, aux ressources et à l’évaluation ultérieure. Par exemple : une couverture du sol devrait retenir l’humidité si le matériau convient et si le travail peut être assuré dans la durée. Examinez l’état des plantes, les autres explications et la charge de travail réelle.</w:t>
+        <w:t xml:space="preserve"> (working wager) énonce ce que le groupe attend et ce qui pourrait l’amener à revoir sa compréhension. Il relie la question à l’action, à l’apprentissage, aux ressources et à l’évaluation ultérieure. Par exemple : une couverture du sol devrait retenir l’humidité si le matériau convient et si le travail peut être assuré dans la durée. Examinez l’état des plantes, les autres explications et la charge de travail réelle.</w:t>
       </w:r>
     </w:p>
     <w:p>
@@ -1523,7 +1523,7 @@
         <w:rPr>
           <w:sz w:val="21"/>
         </w:rPr>
-        <w:t xml:space="preserve">Un journal de terrain personnel peut être tenu sur papier, en audio, en images ou en vidéo. Chaque personne choisit son mode d’expression. Le journal commun du terrain conserve les contributions choisies et les accords utiles. Les différences entre les contributions restent visibles. Un hôte, un employeur ou un animateur ne peut pas parler à la place d’autrui de son expérience.</w:t>
+        <w:t xml:space="preserve">Un journal de terrain personnel peut être tenu sur papier, en audio, en images ou en vidéo. Chaque personne choisit son mode d’expression. Le journal commun du terrain conserve les contributions choisies et les accords utiles. Les différences entre les contributions restent visibles. Un hôte, un employeur ou un animateur ne peut pas parler de l’expérience d’autrui à sa place.</w:t>
       </w:r>
     </w:p>
     <w:p>
@@ -1542,7 +1542,7 @@
         <w:rPr>
           <w:sz w:val="21"/>
         </w:rPr>
-        <w:t xml:space="preserve">Partez de ce qu’une personne remarque, fait ou souhaite montrer. Associez une date, un lieu et une source aux éléments qu’il faudra retrouver. Une référence peut être B01 : première visite, [date], [lieu] ; les photos et l’audio peuvent être nommés B01-photo et B01-audio. Le groupe choisit son propre système et protège les lieux et les identités sensibles.</w:t>
+        <w:t xml:space="preserve">Partez de ce qu’une personne remarque, fait ou souhaite montrer. Indiquez la date, le lieu et l’origine des éléments qu’il faudra retrouver. Une référence peut être B01 : première visite, [date], [lieu] ; les photos et l’audio peuvent être nommés B01-photo et B01-audio. Le groupe choisit son propre système et protège les lieux et les identités sensibles.</w:t>
       </w:r>
     </w:p>
     <w:p>
@@ -1572,7 +1572,7 @@
         <w:rPr>
           <w:sz w:val="21"/>
         </w:rPr>
-        <w:t xml:space="preserve">Lorsqu’une personne aide à écrire, traduire ou enregistrer, les mots et le sens de la personne concernée sont préservés. Le compte rendu lui est présenté pour qu’elle le corrige ou le confirme. Lorsque la documentation importe, l’aide et la traduction reçues sont indiquées. L’original est conservé lorsqu’une explication change. Une correction orale a la même valeur qu’une correction écrite et doit pouvoir modifier le travail.</w:t>
+        <w:t xml:space="preserve">Lorsqu’une personne aide à écrire, traduire ou enregistrer, les mots et le sens de la personne concernée sont préservés. Le compte rendu lui est présenté pour qu’elle le corrige ou le confirme. Lorsque la contribution doit être documentée, l’aide et la traduction reçues sont indiquées. L’original est conservé lorsqu’une explication change. Une correction orale a la même valeur qu’une correction écrite et doit pouvoir modifier le travail.</w:t>
       </w:r>
     </w:p>
     <w:p>
@@ -1580,7 +1580,7 @@
         <w:pStyle w:val="Heading2"/>
       </w:pPr>
       <w:r>
-        <w:t xml:space="preserve">Maîtrise personnelle et appareils partagés</w:t>
+        <w:t xml:space="preserve">Choix personnels et appareils partagés</w:t>
       </w:r>
     </w:p>
     <w:p>
@@ -1662,7 +1662,7 @@
         <w:pStyle w:val="Heading2"/>
       </w:pPr>
       <w:r>
-        <w:t xml:space="preserve">Les feux de couleur expriment un jugement humain argumenté</w:t>
+        <w:t xml:space="preserve">Le code couleur exprime un jugement humain argumenté</w:t>
       </w:r>
     </w:p>
     <w:tbl>
@@ -1799,7 +1799,7 @@
                 <w:b w:val="0"/>
                 <w:sz w:val="18"/>
               </w:rPr>
-              <w:t xml:space="preserve">Les éléments disponibles permettent une petite étape suivante dans le cadre du mandat convenu.</w:t>
+              <w:t xml:space="preserve">Les éléments disponibles permettent de franchir une petite étape dans le cadre du mandat convenu.</w:t>
             </w:r>
           </w:p>
         </w:tc>
@@ -1985,7 +1985,7 @@
                 <w:b w:val="0"/>
                 <w:sz w:val="18"/>
               </w:rPr>
-              <w:t xml:space="preserve">Les éléments sont insuffisants pour évaluer la situation. Cela ne signifie pas jaune.</w:t>
+              <w:t xml:space="preserve">Les éléments sont insuffisants pour évaluer la situation. Inconnu n’équivaut pas à jaune.</w:t>
             </w:r>
           </w:p>
         </w:tc>
@@ -2023,7 +2023,7 @@
         <w:rPr>
           <w:sz w:val="21"/>
         </w:rPr>
-        <w:t xml:space="preserve">Inconnu : la question est pertinente, mais nous n’en savons pas encore assez. Non pertinent : la question ne s’applique pas à cette enquête. Délibérément omis : un élément n’est pas consigné ou intégré à ce matériel. Cela ne dit rien de la situation concernée. Un champ vide n’a pas de sens univoque ; ni les personnes ni l’IA ne peuvent en deviner le sens.</w:t>
+        <w:t xml:space="preserve">Inconnu : la question est pertinente, mais nous n’en savons pas encore assez. Non pertinent : la question ne s’applique pas à cette enquête. Délibérément omis : un élément n’est pas consigné ou intégré à ce matériel. Cela ne dit rien de la situation concernée. Un champ vide n’a pas de sens univoque ; ni les personnes ni l’IA ne doivent en deviner le sens.</w:t>
       </w:r>
     </w:p>
     <w:p>
@@ -2123,7 +2123,7 @@
         <w:rPr>
           <w:sz w:val="21"/>
         </w:rPr>
-        <w:t xml:space="preserve">Un AnchorPoint soutient dans la durée les liens locaux entre personnes, lieux, savoirs, accords et ressources. L’enquête collective peut se dérouler en présence et se poursuivre par les relations et en ligne. Une représentation commune ne crée pas à elle seule une autorité partagée ; les droits de décision doivent être convenus.</w:t>
+        <w:t xml:space="preserve">Un AnchorPoint soutient dans la durée les liens locaux entre personnes, lieux, savoirs, accords et ressources. L’enquête collective peut se dérouler en présentiel et se poursuivre par les relations et en ligne. Une représentation commune ne crée pas à elle seule une autorité partagée ; les droits de décision doivent être convenus.</w:t>
       </w:r>
     </w:p>
     <w:p>
@@ -2203,7 +2203,7 @@
         <w:rPr>
           <w:sz w:val="21"/>
         </w:rPr>
-        <w:t xml:space="preserve">Convenez des personnes à contacter, de la question à poser, des éléments partageables et de la personne qui rapportera la réponse. Les conseils, les analyses de laboratoire, le dialogue institutionnel ou le contact avec d’autres cultivateurs sont examinés avec les expériences initiales. Une réponse extérieure n’oriente l’action suivante qu’après un examen local approprié et un accord. C’est le bottom-linking en pratique.</w:t>
+        <w:t xml:space="preserve">Convenez des personnes à contacter, de la question à poser, des éléments partageables et de la personne qui rapportera la réponse. Les conseils, les analyses de laboratoire, le dialogue institutionnel ou le contact avec d’autres cultivateurs sont examinés avec les expériences initiales. Une réponse extérieure n’oriente l’action suivante qu’après un examen local approprié et un accord. C’est le bottom-linking, ou l’articulation depuis la base, en pratique.</w:t>
       </w:r>
     </w:p>
     <w:p>
@@ -2305,7 +2305,7 @@
         <w:rPr>
           <w:sz w:val="21"/>
         </w:rPr>
-        <w:t xml:space="preserve">L’IA reçoit d’abord une tâche limitée et les éléments choisis pour cette tâche. Avec une photo ou un enregistrement, vérifiez sa restitution avant de poursuivre. Les mots, images et traductions ambigus restent signalés comme tels. Si l’aide linguistique ou technique est insuffisante, faites appel à une personne compétente.</w:t>
+        <w:t xml:space="preserve">L’IA reçoit d’abord une tâche clairement définie et délimitée et les éléments choisis pour cette tâche. Avec une photo ou un enregistrement, vérifiez sa restitution avant de poursuivre. Les mots, images et traductions ambigus restent signalés comme tels. Si l’IA ne prend pas correctement en charge la langue ou le type de support, faites appel à une personne compétente.</w:t>
       </w:r>
     </w:p>
     <w:p>
@@ -2335,7 +2335,7 @@
         <w:rPr>
           <w:sz w:val="21"/>
         </w:rPr>
-        <w:t xml:space="preserve">Demandez ensuite : quelles affirmations viennent de mon matériel ? Qu’a ajouté l’IA ? Quelles sources peut-on vérifier ? L’incertitude et les désaccords ont-ils été conservés ? Qu’est-ce qui nécessite une nouvelle observation ou l’avis d’un spécialiste ? L’IA peut aussi omettre une possibilité pertinente ; sa réponse ne fixe pas les limites de l’enquête.</w:t>
+        <w:t xml:space="preserve">Demandez ensuite : quelles affirmations viennent de mon matériel ? Qu’a ajouté l’IA ? Quelles sources peut-on vérifier ? L’incertitude et les désaccords ont-ils été conservés ? Qu’est-ce qui nécessite une nouvelle observation ou l’avis d’un spécialiste ? L’IA peut aussi omettre une possibilité importante ; sa réponse ne fixe pas les limites de l’enquête.</w:t>
       </w:r>
     </w:p>
     <w:p>
@@ -3139,7 +3139,7 @@
         <w:rPr>
           <w:sz w:val="21"/>
         </w:rPr>
-        <w:t xml:space="preserve">Les tâches convenues font partie du temps d’apprentissage et de travail rémunéré du programme. Aucune remise quotidienne du journal personnel n’est attendue. Une activité réussit lorsqu’elle ouvre un apprentissage et une action pertinents ; la quantité de documentation n’est pas un objectif en soi.</w:t>
+        <w:t xml:space="preserve">Dans Learning with Living Places, les tâches convenues font partie du temps d’apprentissage et de travail rémunéré. Aucune remise quotidienne du journal personnel n’est attendue. Une activité réussit lorsqu’elle ouvre un apprentissage et une action utiles ; la quantité de documentation n’est pas un objectif en soi.</w:t>
       </w:r>
     </w:p>
     <w:p>
@@ -3169,7 +3169,7 @@
         <w:rPr>
           <w:sz w:val="21"/>
         </w:rPr>
-        <w:t xml:space="preserve">Une journée peut commencer par ce que le groupe souhaite observer et se terminer par ce qui demande un suivi. Le groupe revient à son enquête en lien avec les actions, les saisons et les décisions concrètes. Il convient d’un rythme de bilan collectif qui relie questions, ressources et expériences sans multiplier inutilement les documents.</w:t>
+        <w:t xml:space="preserve">Une journée peut commencer par ce que le groupe souhaite observer et se terminer par ce qui demande un suivi. Le groupe revient à son enquête en lien avec les actions, les saisons et les décisions concrètes. Le groupe convient d’un rythme de bilan collectif qui relie questions, ressources et expériences sans multiplier inutilement les documents.</w:t>
       </w:r>
     </w:p>
     <w:p>
@@ -3180,7 +3180,7 @@
         <w:rPr>
           <w:sz w:val="21"/>
         </w:rPr>
-        <w:t xml:space="preserve">Les cinq axes d’apprentissage sont : sol, eau et lieu ; systèmes alimentaires et habitats ; stewardship economy ; coopération et institutions ; transmission et échanges. Une question peut relier plusieurs axes. Ceux-ci aident à ouvrir l’enquête et à révéler des relations négligées. Laissez aussi la place à une démonstration technique, à une exploration ou au partage d’une découverte sans exiger d’enregistrement.</w:t>
+        <w:t xml:space="preserve">Les cinq axes d’apprentissage sont : sol, eau et lieu ; systèmes alimentaires et habitats ; stewardship economy ; coopération et institutions ; transmission et échanges. Une question peut relier plusieurs axes. Ceux-ci aident à ouvrir l’enquête et à révéler des relations négligées. Laissez aussi de la place pour une démonstration technique, une exploration ou le partage d’une découverte sans exiger d’enregistrement.</w:t>
       </w:r>
     </w:p>
     <w:p>
@@ -3199,7 +3199,7 @@
         <w:rPr>
           <w:sz w:val="21"/>
         </w:rPr>
-        <w:t xml:space="preserve">Dans une ferme, deux parcelles sont préparées pour des essais de culture différents. L’équipe décrit leurs conditions initiales à partir de ses observations et d’investigations spécialisées pertinentes. Elle choisit une question, par exemple sur la couverture du sol et l’eau, convient d’un petit essai et consigne aussi les matériaux et le temps de travail. Une ferme-école ou un conseiller intervient si cela aide l’enquête. Lors de la visite suivante pertinente, l’équipe examine le déroulement et la prochaine étape.</w:t>
+        <w:t xml:space="preserve">Dans une ferme, deux parcelles sont préparées pour des essais de culture différents. L’équipe décrit leurs conditions initiales à partir de ses observations et d’examens spécialisés. Elle choisit une question, par exemple sur la couverture du sol et l’eau, convient d’un petit essai et consigne aussi les matériaux et le temps de travail. Une ferme-école ou un conseiller intervient si cela aide l’enquête. Lors de la visite suivante, l’équipe examine le déroulement et la prochaine étape.</w:t>
       </w:r>
     </w:p>
     <w:tbl>
@@ -3368,7 +3368,7 @@
                 <w:b w:val="0"/>
                 <w:sz w:val="18"/>
               </w:rPr>
-              <w:t xml:space="preserve">Les program stewards, responsables de l’accompagnement du programme, essaient la méthode et clarifient les langues, l’accès, les rôles et la sécurité.</w:t>
+              <w:t xml:space="preserve">Les responsables de l’accompagnement (programme stewards) essaient la méthode et clarifient les langues, l’accès, les rôles et la sécurité.</w:t>
             </w:r>
           </w:p>
         </w:tc>
@@ -3644,7 +3644,7 @@
                 <w:b w:val="0"/>
                 <w:sz w:val="18"/>
               </w:rPr>
-              <w:t xml:space="preserve">Des éléments choisis sont mis en discussion avec d’autres personnes pertinentes.</w:t>
+              <w:t xml:space="preserve">Des éléments choisis sont mis en discussion avec des personnes pouvant contribuer à l’enquête.</w:t>
             </w:r>
           </w:p>
         </w:tc>
@@ -4728,7 +4728,7 @@
         <w:rPr>
           <w:sz w:val="21"/>
         </w:rPr>
-        <w:t xml:space="preserve">Distinguez une idée, un contact, un accord, une contribution reçue et un effet réel. Vérifiez l’adéquation de l’apport, la sécurité, le transport, le temps de travail, la propriété et la responsabilité ultérieure. Un don possible n’est pas une ressource déjà reçue. Gardez la trace des offres pertinentes refusées et du travail invisible lorsque cela est possible dans les limites convenues.</w:t>
+        <w:t xml:space="preserve">Distinguez une idée, un contact, un accord, une contribution reçue et un effet réel. Vérifiez l’adéquation de l’apport, la sécurité, le transport, le temps de travail, la propriété et la responsabilité ultérieure. Un don possible n’est pas une ressource déjà reçue. Gardez la trace des offres refusées et du travail qui resterait autrement invisible lorsque cela est possible dans les limites convenues.</w:t>
       </w:r>
     </w:p>
     <w:p>
@@ -4742,14 +4742,14 @@
             <w:u w:val="single"/>
             <w:sz w:val="21"/>
           </w:rPr>
-          <w:t xml:space="preserve">The Steward’s Journey</w:t>
+          <w:t xml:space="preserve">Le parcours du steward (The Steward’s Journey</w:t>
         </w:r>
       </w:hyperlink>
       <w:r>
         <w:rPr>
           <w:sz w:val="21"/>
         </w:rPr>
-        <w:t xml:space="preserve"> décrit plusieurs façons de s’engager dans le travail, sans séquence imposée. Une personne peut explorer son propre lieu, échanger avec d’autres ou conclure un accord limité pour un essai. Le soutien nécessite un accord spécifique ; il ne se mérite pas en franchissant des étapes prescrites. La transmission entre pairs et la recherche de financements peuvent se développer là où les personnes le souhaitent et le peuvent.</w:t>
+        <w:t xml:space="preserve">) décrit plusieurs façons de s’engager dans le travail, sans séquence imposée. Une personne peut explorer son propre lieu, échanger avec d’autres ou conclure un accord limité pour un essai. Le soutien nécessite un accord spécifique ; il ne se mérite pas en franchissant des étapes prescrites. La transmission entre pairs et la recherche de financements peuvent se développer là où les personnes le souhaitent et le peuvent.</w:t>
       </w:r>
     </w:p>
     <w:p>
@@ -5784,13 +5784,13 @@
         <w:br/>
       </w:r>
       <w:r>
-        <w:t xml:space="preserve">Envoi à un service d’IA autorisé __________________</w:t>
+        <w:t xml:space="preserve">Peut-on l’envoyer à un service d’IA ? __________________</w:t>
       </w:r>
       <w:r>
         <w:br/>
       </w:r>
       <w:r>
-        <w:t xml:space="preserve">Publication autorisée et sous quelle forme __________________</w:t>
+        <w:t xml:space="preserve">Peut-on publier quelque chose, et sous quelle forme ? __________________</w:t>
       </w:r>
       <w:r>
         <w:br/>
@@ -5834,7 +5834,7 @@
         <w:rPr>
           <w:sz w:val="21"/>
         </w:rPr>
-        <w:t>Pour les enregistrements et les Returns, utilisez l’édition convenue et versionnée du format concerné. Conservez ses champs, catégories et significations ; les propositions de modification sont examinées séparément. Le PG Ledger soutient la documentation et le suivi financier ; il ne remplace pas la comptabilité formelle.</w:t>
+        <w:t>Pour les enregistrements et les retours, utilisez l’édition convenue et versionnée du format concerné. Conservez ses champs, catégories et significations ; les propositions de modification sont examinées séparément. Le PG Ledger soutient la documentation et le suivi financier ; il ne remplace pas la comptabilité formelle.</w:t>
       </w:r>
     </w:p>
     <w:p>
@@ -6313,7 +6313,7 @@
         <w:rPr>
           <w:sz w:val="18"/>
         </w:rPr>
-        <w:t xml:space="preserve">FAO : écoles pratiques d’agriculture (en anglais)</w:t>
+        <w:t xml:space="preserve">FAO : champs-écoles des producteurs (CEP) (en anglais)</w:t>
       </w:r>
       <w:r>
         <w:rPr>
@@ -6340,7 +6340,7 @@
         <w:rPr>
           <w:sz w:val="18"/>
         </w:rPr>
-        <w:t xml:space="preserve">Lawrence Hall of Science : le journal de nature (en anglais)</w:t>
+        <w:t xml:space="preserve">Lawrence Hall of Science : le carnet de nature (en anglais)</w:t>
       </w:r>
       <w:r>
         <w:rPr>
@@ -6375,7 +6375,7 @@
         <w:rPr>
           <w:sz w:val="18"/>
         </w:rPr>
-        <w:t xml:space="preserve">Le texte, les figures et les fiches vierges du guide peuvent être copiés, traduits et adaptés sous licence CC BY 4.0. Attribution : Spiralweb Stewardship Association, Le Journal du Terrain, édition française v1.0, 2026. Indiquez vos modifications.</w:t>
+        <w:t xml:space="preserve">Le texte, les figures et les fiches vierges du guide peuvent être copiés, traduits et adaptés sous licence CC BY 4.0. Attribution : Spiralweb Stewardship Association, Le Journal du terrain, édition française v1.0.1, 2026. Indiquez vos modifications.</w:t>
       </w:r>
       <w:r>
         <w:rPr>
@@ -6482,7 +6482,7 @@
       <w:rPr>
         <w:sz w:val="16"/>
       </w:rPr>
-      <w:t xml:space="preserve">Le Journal du Terrain     |     v1.0 · 24 octobre 2026     |     </w:t>
+      <w:t xml:space="preserve">Le Journal du terrain     |     v1.0.1 · 24 octobre 2026     |     </w:t>
     </w:r>
     <w:fldSimple w:instr="PAGE"/>
   </w:p>
